--- a/Literature_Comparison.docx
+++ b/Literature_Comparison.docx
@@ -10,14 +10,15 @@
         <w:tblLook w:val="04A0" w:firstRow="1" w:lastRow="0" w:firstColumn="1" w:lastColumn="0" w:noHBand="0" w:noVBand="1"/>
       </w:tblPr>
       <w:tblGrid>
-        <w:gridCol w:w="3005"/>
-        <w:gridCol w:w="3005"/>
-        <w:gridCol w:w="3006"/>
+        <w:gridCol w:w="1877"/>
+        <w:gridCol w:w="2116"/>
+        <w:gridCol w:w="2071"/>
+        <w:gridCol w:w="2071"/>
       </w:tblGrid>
       <w:tr>
         <w:tc>
           <w:tcPr>
-            <w:tcW w:w="3005" w:type="dxa"/>
+            <w:tcW w:w="1877" w:type="dxa"/>
           </w:tcPr>
           <w:p>
             <w:r>
@@ -27,7 +28,7 @@
         </w:tc>
         <w:tc>
           <w:tcPr>
-            <w:tcW w:w="3005" w:type="dxa"/>
+            <w:tcW w:w="2116" w:type="dxa"/>
           </w:tcPr>
           <w:p>
             <w:r>
@@ -37,11 +38,21 @@
         </w:tc>
         <w:tc>
           <w:tcPr>
-            <w:tcW w:w="3006" w:type="dxa"/>
+            <w:tcW w:w="2071" w:type="dxa"/>
           </w:tcPr>
           <w:p>
             <w:r>
               <w:t>P002</w:t>
+            </w:r>
+          </w:p>
+        </w:tc>
+        <w:tc>
+          <w:tcPr>
+            <w:tcW w:w="2071" w:type="dxa"/>
+          </w:tcPr>
+          <w:p>
+            <w:r>
+              <w:t>P003</w:t>
             </w:r>
           </w:p>
         </w:tc>
@@ -49,7 +60,7 @@
       <w:tr>
         <w:tc>
           <w:tcPr>
-            <w:tcW w:w="3005" w:type="dxa"/>
+            <w:tcW w:w="1877" w:type="dxa"/>
           </w:tcPr>
           <w:p>
             <w:r>
@@ -59,7 +70,7 @@
         </w:tc>
         <w:tc>
           <w:tcPr>
-            <w:tcW w:w="3005" w:type="dxa"/>
+            <w:tcW w:w="2116" w:type="dxa"/>
           </w:tcPr>
           <w:p>
             <w:r>
@@ -69,11 +80,21 @@
         </w:tc>
         <w:tc>
           <w:tcPr>
-            <w:tcW w:w="3006" w:type="dxa"/>
+            <w:tcW w:w="2071" w:type="dxa"/>
           </w:tcPr>
           <w:p>
             <w:r>
               <w:t>AI-Driven Business Intelligence Architectures</w:t>
+            </w:r>
+          </w:p>
+        </w:tc>
+        <w:tc>
+          <w:tcPr>
+            <w:tcW w:w="2071" w:type="dxa"/>
+          </w:tcPr>
+          <w:p>
+            <w:r>
+              <w:t>BI + BPM + GenAI</w:t>
             </w:r>
           </w:p>
         </w:tc>
@@ -81,7 +102,7 @@
       <w:tr>
         <w:tc>
           <w:tcPr>
-            <w:tcW w:w="3005" w:type="dxa"/>
+            <w:tcW w:w="1877" w:type="dxa"/>
           </w:tcPr>
           <w:p>
             <w:r>
@@ -91,7 +112,7 @@
         </w:tc>
         <w:tc>
           <w:tcPr>
-            <w:tcW w:w="3005" w:type="dxa"/>
+            <w:tcW w:w="2116" w:type="dxa"/>
           </w:tcPr>
           <w:p>
             <w:r>
@@ -101,11 +122,21 @@
         </w:tc>
         <w:tc>
           <w:tcPr>
-            <w:tcW w:w="3006" w:type="dxa"/>
+            <w:tcW w:w="2071" w:type="dxa"/>
           </w:tcPr>
           <w:p>
             <w:r>
               <w:t>Quantitative Systematic Literature Review</w:t>
+            </w:r>
+          </w:p>
+        </w:tc>
+        <w:tc>
+          <w:tcPr>
+            <w:tcW w:w="2071" w:type="dxa"/>
+          </w:tcPr>
+          <w:p>
+            <w:r>
+              <w:t>Narrative Review</w:t>
             </w:r>
           </w:p>
         </w:tc>
@@ -113,7 +144,7 @@
       <w:tr>
         <w:tc>
           <w:tcPr>
-            <w:tcW w:w="3005" w:type="dxa"/>
+            <w:tcW w:w="1877" w:type="dxa"/>
           </w:tcPr>
           <w:p>
             <w:r>
@@ -123,7 +154,7 @@
         </w:tc>
         <w:tc>
           <w:tcPr>
-            <w:tcW w:w="3005" w:type="dxa"/>
+            <w:tcW w:w="2116" w:type="dxa"/>
           </w:tcPr>
           <w:p>
             <w:r>
@@ -133,11 +164,21 @@
         </w:tc>
         <w:tc>
           <w:tcPr>
-            <w:tcW w:w="3006" w:type="dxa"/>
+            <w:tcW w:w="2071" w:type="dxa"/>
           </w:tcPr>
           <w:p>
             <w:r>
               <w:t>High</w:t>
+            </w:r>
+          </w:p>
+        </w:tc>
+        <w:tc>
+          <w:tcPr>
+            <w:tcW w:w="2071" w:type="dxa"/>
+          </w:tcPr>
+          <w:p>
+            <w:r>
+              <w:t>Very High</w:t>
             </w:r>
           </w:p>
         </w:tc>
@@ -145,7 +186,7 @@
       <w:tr>
         <w:tc>
           <w:tcPr>
-            <w:tcW w:w="3005" w:type="dxa"/>
+            <w:tcW w:w="1877" w:type="dxa"/>
           </w:tcPr>
           <w:p>
             <w:r>
@@ -155,7 +196,7 @@
         </w:tc>
         <w:tc>
           <w:tcPr>
-            <w:tcW w:w="3005" w:type="dxa"/>
+            <w:tcW w:w="2116" w:type="dxa"/>
           </w:tcPr>
           <w:p>
             <w:r>
@@ -165,11 +206,21 @@
         </w:tc>
         <w:tc>
           <w:tcPr>
-            <w:tcW w:w="3006" w:type="dxa"/>
+            <w:tcW w:w="2071" w:type="dxa"/>
           </w:tcPr>
           <w:p>
             <w:r>
               <w:t>142 peer-reviewed studies</w:t>
+            </w:r>
+          </w:p>
+        </w:tc>
+        <w:tc>
+          <w:tcPr>
+            <w:tcW w:w="2071" w:type="dxa"/>
+          </w:tcPr>
+          <w:p>
+            <w:r>
+              <w:t>Very High</w:t>
             </w:r>
           </w:p>
         </w:tc>
@@ -177,7 +228,7 @@
       <w:tr>
         <w:tc>
           <w:tcPr>
-            <w:tcW w:w="3005" w:type="dxa"/>
+            <w:tcW w:w="1877" w:type="dxa"/>
           </w:tcPr>
           <w:p>
             <w:r>
@@ -187,7 +238,7 @@
         </w:tc>
         <w:tc>
           <w:tcPr>
-            <w:tcW w:w="3005" w:type="dxa"/>
+            <w:tcW w:w="2116" w:type="dxa"/>
           </w:tcPr>
           <w:p>
             <w:r>
@@ -197,11 +248,21 @@
         </w:tc>
         <w:tc>
           <w:tcPr>
-            <w:tcW w:w="3006" w:type="dxa"/>
+            <w:tcW w:w="2071" w:type="dxa"/>
           </w:tcPr>
           <w:p>
             <w:r>
               <w:t>AI architecture for strategic decision-making</w:t>
+            </w:r>
+          </w:p>
+        </w:tc>
+        <w:tc>
+          <w:tcPr>
+            <w:tcW w:w="2071" w:type="dxa"/>
+          </w:tcPr>
+          <w:p>
+            <w:r>
+              <w:t>Extensive</w:t>
             </w:r>
           </w:p>
         </w:tc>
@@ -209,7 +270,7 @@
       <w:tr>
         <w:tc>
           <w:tcPr>
-            <w:tcW w:w="3005" w:type="dxa"/>
+            <w:tcW w:w="1877" w:type="dxa"/>
           </w:tcPr>
           <w:p>
             <w:r>
@@ -219,7 +280,7 @@
         </w:tc>
         <w:tc>
           <w:tcPr>
-            <w:tcW w:w="3005" w:type="dxa"/>
+            <w:tcW w:w="2116" w:type="dxa"/>
           </w:tcPr>
           <w:p>
             <w:r>
@@ -229,11 +290,21 @@
         </w:tc>
         <w:tc>
           <w:tcPr>
-            <w:tcW w:w="3006" w:type="dxa"/>
+            <w:tcW w:w="2071" w:type="dxa"/>
           </w:tcPr>
           <w:p>
             <w:r>
               <w:t>Governance, Explainable AI, interoperability</w:t>
+            </w:r>
+          </w:p>
+        </w:tc>
+        <w:tc>
+          <w:tcPr>
+            <w:tcW w:w="2071" w:type="dxa"/>
+          </w:tcPr>
+          <w:p>
+            <w:r>
+              <w:t>Yes</w:t>
             </w:r>
           </w:p>
         </w:tc>
@@ -241,7 +312,7 @@
       <w:tr>
         <w:tc>
           <w:tcPr>
-            <w:tcW w:w="3005" w:type="dxa"/>
+            <w:tcW w:w="1877" w:type="dxa"/>
           </w:tcPr>
           <w:p>
             <w:r>
@@ -251,7 +322,7 @@
         </w:tc>
         <w:tc>
           <w:tcPr>
-            <w:tcW w:w="3005" w:type="dxa"/>
+            <w:tcW w:w="2116" w:type="dxa"/>
           </w:tcPr>
           <w:p>
             <w:r>
@@ -261,11 +332,21 @@
         </w:tc>
         <w:tc>
           <w:tcPr>
-            <w:tcW w:w="3006" w:type="dxa"/>
+            <w:tcW w:w="2071" w:type="dxa"/>
           </w:tcPr>
           <w:p>
             <w:r>
               <w:t>AI + Business Intelligence + Strategic Decisions</w:t>
+            </w:r>
+          </w:p>
+        </w:tc>
+        <w:tc>
+          <w:tcPr>
+            <w:tcW w:w="2071" w:type="dxa"/>
+          </w:tcPr>
+          <w:p>
+            <w:r>
+              <w:t>Integration &amp; Explainability</w:t>
             </w:r>
           </w:p>
         </w:tc>
